--- a/resources/document-templates/doc13-venture-exit-template.docx
+++ b/resources/document-templates/doc13-venture-exit-template.docx
@@ -1740,6 +1740,7 @@
           <w:p>
             <w:pPr>
               <w:spacing w:after="0" w:line="240" w:lineRule="auto"/>
+              <w:jc w:val="both"/>
               <w:rPr>
                 <w:rFonts w:ascii="Times New Roman" w:eastAsia="Times New Roman" w:hAnsi="Times New Roman" w:cs="Times New Roman"/>
               </w:rPr>
@@ -1832,6 +1833,7 @@
           <w:p>
             <w:pPr>
               <w:spacing w:after="0" w:line="240" w:lineRule="auto"/>
+              <w:jc w:val="both"/>
               <w:rPr>
                 <w:rFonts w:ascii="Times New Roman" w:eastAsia="Times New Roman" w:hAnsi="Times New Roman" w:cs="Times New Roman"/>
               </w:rPr>
@@ -1924,6 +1926,7 @@
           <w:p>
             <w:pPr>
               <w:spacing w:after="0" w:line="240" w:lineRule="auto"/>
+              <w:jc w:val="both"/>
               <w:rPr>
                 <w:rFonts w:ascii="Times New Roman" w:eastAsia="Times New Roman" w:hAnsi="Times New Roman" w:cs="Times New Roman"/>
               </w:rPr>
@@ -2016,6 +2019,7 @@
           <w:p>
             <w:pPr>
               <w:spacing w:after="0" w:line="240" w:lineRule="auto"/>
+              <w:jc w:val="both"/>
               <w:rPr>
                 <w:rFonts w:ascii="Times New Roman" w:eastAsia="Times New Roman" w:hAnsi="Times New Roman" w:cs="Times New Roman"/>
               </w:rPr>
